--- a/briefings/线口监测午报-2026-08-17.docx
+++ b/briefings/线口监测午报-2026-08-17.docx
@@ -22,7 +22,7 @@
           <w:color w:val="888888"/>
           <w:sz w:val="18"/>
         </w:rPr>
-        <w:t>监测窗口:近48小时 | 生成时间:2026-08-17 12:05</w:t>
+        <w:t>监测窗口:近48小时 | 生成时间:2026-08-17 17:23</w:t>
       </w:r>
     </w:p>
     <w:p>
@@ -70,7 +70,7 @@
           <w:color w:val="888888"/>
           <w:sz w:val="24"/>
         </w:rPr>
-        <w:t>宏碁非凡 Go Air "Wildcat Lake" 轻薄本预约：酷睿 5 320，12GB + 512GB</w:t>
+        <w:t>阿里 AI 音乐模型“快乐虾米”HappyShrimp 1.0 上线，号称人人都能写出好听的歌</w:t>
       </w:r>
     </w:p>
     <w:p>
@@ -80,7 +80,7 @@
           <w:color w:val="888888"/>
           <w:sz w:val="18"/>
         </w:rPr>
-        <w:t>来源:IT之家 | 时间:08-17 11:49</w:t>
+        <w:t>来源:IT之家 | 时间:08-17 17:09</w:t>
       </w:r>
     </w:p>
     <w:p>
@@ -97,7 +97,466 @@
             <w:color w:val="0563C1"/>
             <w:u w:val="single"/>
           </w:rPr>
-          <w:t>宏碁非凡 Go Air "Wildcat Lake" 轻薄本预约：酷睿 5 320，12GB + 512GB</w:t>
+          <w:t>阿里 AI 音乐模型“快乐虾米”HappyShrimp 1.0 上线，号称人人都能写出好听的歌</w:t>
+        </w:r>
+      </w:hyperlink>
+    </w:p>
+    <w:p>
+      <w:pPr>
+        <w:pStyle w:val="Heading3"/>
+      </w:pPr>
+      <w:r>
+        <w:rPr>
+          <w:rFonts w:ascii="Times New Roman" w:hAnsi="Times New Roman" w:eastAsia="黑体"/>
+          <w:b w:val="0"/>
+          <w:color w:val="888888"/>
+          <w:sz w:val="24"/>
+        </w:rPr>
+        <w:t>【C级·参考】</w:t>
+      </w:r>
+      <w:r>
+        <w:rPr>
+          <w:rFonts w:ascii="Times New Roman" w:hAnsi="Times New Roman" w:eastAsia="黑体"/>
+          <w:b w:val="0"/>
+          <w:color w:val="888888"/>
+          <w:sz w:val="24"/>
+        </w:rPr>
+        <w:t>备战 2028：AIDA64 测试版提供对 AMD "Zen 7" 服务器处理器初步支持</w:t>
+      </w:r>
+    </w:p>
+    <w:p>
+      <w:r>
+        <w:rPr>
+          <w:rFonts w:ascii="Times New Roman" w:hAnsi="Times New Roman" w:eastAsia="宋体"/>
+          <w:color w:val="888888"/>
+          <w:sz w:val="18"/>
+        </w:rPr>
+        <w:t>来源:IT之家 | 时间:08-17 17:02</w:t>
+      </w:r>
+    </w:p>
+    <w:p>
+      <w:r>
+        <w:rPr>
+          <w:rFonts w:ascii="Times New Roman" w:hAnsi="Times New Roman" w:eastAsia="宋体"/>
+          <w:sz w:val="18"/>
+        </w:rPr>
+        <w:t>链接:</w:t>
+      </w:r>
+      <w:hyperlink r:id="rId10">
+        <w:r>
+          <w:rPr>
+            <w:color w:val="0563C1"/>
+            <w:u w:val="single"/>
+          </w:rPr>
+          <w:t>备战 2028：AIDA64 测试版提供对 AMD "Zen 7" 服务器处理器初步支持</w:t>
+        </w:r>
+      </w:hyperlink>
+    </w:p>
+    <w:p>
+      <w:pPr>
+        <w:pStyle w:val="Heading3"/>
+      </w:pPr>
+      <w:r>
+        <w:rPr>
+          <w:rFonts w:ascii="Times New Roman" w:hAnsi="Times New Roman" w:eastAsia="黑体"/>
+          <w:b w:val="0"/>
+          <w:color w:val="888888"/>
+          <w:sz w:val="24"/>
+        </w:rPr>
+        <w:t>【C级·参考】</w:t>
+      </w:r>
+      <w:r>
+        <w:rPr>
+          <w:rFonts w:ascii="Times New Roman" w:hAnsi="Times New Roman" w:eastAsia="黑体"/>
+          <w:b w:val="0"/>
+          <w:color w:val="888888"/>
+          <w:sz w:val="24"/>
+        </w:rPr>
+        <w:t>周鸿祎发布全员信：360 要用 AI“重新创业”</w:t>
+      </w:r>
+    </w:p>
+    <w:p>
+      <w:r>
+        <w:rPr>
+          <w:rFonts w:ascii="Times New Roman" w:hAnsi="Times New Roman" w:eastAsia="宋体"/>
+          <w:color w:val="888888"/>
+          <w:sz w:val="18"/>
+        </w:rPr>
+        <w:t>来源:IT之家 | 时间:08-17 16:59</w:t>
+      </w:r>
+    </w:p>
+    <w:p>
+      <w:r>
+        <w:rPr>
+          <w:rFonts w:ascii="Times New Roman" w:hAnsi="Times New Roman" w:eastAsia="宋体"/>
+          <w:sz w:val="18"/>
+        </w:rPr>
+        <w:t>链接:</w:t>
+      </w:r>
+      <w:hyperlink r:id="rId11">
+        <w:r>
+          <w:rPr>
+            <w:color w:val="0563C1"/>
+            <w:u w:val="single"/>
+          </w:rPr>
+          <w:t>周鸿祎发布全员信：360 要用 AI“重新创业”</w:t>
+        </w:r>
+      </w:hyperlink>
+    </w:p>
+    <w:p>
+      <w:pPr>
+        <w:pStyle w:val="Heading3"/>
+      </w:pPr>
+      <w:r>
+        <w:rPr>
+          <w:rFonts w:ascii="Times New Roman" w:hAnsi="Times New Roman" w:eastAsia="黑体"/>
+          <w:b w:val="0"/>
+          <w:color w:val="888888"/>
+          <w:sz w:val="24"/>
+        </w:rPr>
+        <w:t>【C级·参考】</w:t>
+      </w:r>
+      <w:r>
+        <w:rPr>
+          <w:rFonts w:ascii="Times New Roman" w:hAnsi="Times New Roman" w:eastAsia="黑体"/>
+          <w:b w:val="0"/>
+          <w:color w:val="888888"/>
+          <w:sz w:val="24"/>
+        </w:rPr>
+        <w:t>AI 大模型周榜：Anthropic 多款模型密集入榜，国产 kimi-k3-max 稳定头部</w:t>
+      </w:r>
+    </w:p>
+    <w:p>
+      <w:r>
+        <w:rPr>
+          <w:rFonts w:ascii="Times New Roman" w:hAnsi="Times New Roman" w:eastAsia="宋体"/>
+          <w:color w:val="888888"/>
+          <w:sz w:val="18"/>
+        </w:rPr>
+        <w:t>来源:IT之家 | 时间:08-17 16:02</w:t>
+      </w:r>
+    </w:p>
+    <w:p>
+      <w:r>
+        <w:rPr>
+          <w:rFonts w:ascii="Times New Roman" w:hAnsi="Times New Roman" w:eastAsia="宋体"/>
+          <w:sz w:val="18"/>
+        </w:rPr>
+        <w:t>链接:</w:t>
+      </w:r>
+      <w:hyperlink r:id="rId12">
+        <w:r>
+          <w:rPr>
+            <w:color w:val="0563C1"/>
+            <w:u w:val="single"/>
+          </w:rPr>
+          <w:t>AI 大模型周榜：Anthropic 多款模型密集入榜，国产 kimi-k3-max 稳定头部</w:t>
+        </w:r>
+      </w:hyperlink>
+    </w:p>
+    <w:p>
+      <w:pPr>
+        <w:pStyle w:val="Heading3"/>
+      </w:pPr>
+      <w:r>
+        <w:rPr>
+          <w:rFonts w:ascii="Times New Roman" w:hAnsi="Times New Roman" w:eastAsia="黑体"/>
+          <w:b w:val="0"/>
+          <w:color w:val="888888"/>
+          <w:sz w:val="24"/>
+        </w:rPr>
+        <w:t>【C级·参考】</w:t>
+      </w:r>
+      <w:r>
+        <w:rPr>
+          <w:rFonts w:ascii="Times New Roman" w:hAnsi="Times New Roman" w:eastAsia="黑体"/>
+          <w:b w:val="0"/>
+          <w:color w:val="888888"/>
+          <w:sz w:val="24"/>
+        </w:rPr>
+        <w:t>识别、合成、实时交互全球第一，Qwen-Audio-3.0 系列语音模型上线阿里千问 AI 平台</w:t>
+      </w:r>
+    </w:p>
+    <w:p>
+      <w:r>
+        <w:rPr>
+          <w:rFonts w:ascii="Times New Roman" w:hAnsi="Times New Roman" w:eastAsia="宋体"/>
+          <w:color w:val="888888"/>
+          <w:sz w:val="18"/>
+        </w:rPr>
+        <w:t>来源:IT之家 | 时间:08-17 16:01</w:t>
+      </w:r>
+    </w:p>
+    <w:p>
+      <w:r>
+        <w:rPr>
+          <w:rFonts w:ascii="Times New Roman" w:hAnsi="Times New Roman" w:eastAsia="宋体"/>
+          <w:sz w:val="18"/>
+        </w:rPr>
+        <w:t>链接:</w:t>
+      </w:r>
+      <w:hyperlink r:id="rId13">
+        <w:r>
+          <w:rPr>
+            <w:color w:val="0563C1"/>
+            <w:u w:val="single"/>
+          </w:rPr>
+          <w:t>识别、合成、实时交互全球第一，Qwen-Audio-3.0 系列语音模型上线阿里千问 AI 平台</w:t>
+        </w:r>
+      </w:hyperlink>
+    </w:p>
+    <w:p>
+      <w:pPr>
+        <w:pStyle w:val="Heading3"/>
+      </w:pPr>
+      <w:r>
+        <w:rPr>
+          <w:rFonts w:ascii="Times New Roman" w:hAnsi="Times New Roman" w:eastAsia="黑体"/>
+          <w:b w:val="0"/>
+          <w:color w:val="888888"/>
+          <w:sz w:val="24"/>
+        </w:rPr>
+        <w:t>【C级·参考】</w:t>
+      </w:r>
+      <w:r>
+        <w:rPr>
+          <w:rFonts w:ascii="Times New Roman" w:hAnsi="Times New Roman" w:eastAsia="黑体"/>
+          <w:b w:val="0"/>
+          <w:color w:val="888888"/>
+          <w:sz w:val="24"/>
+        </w:rPr>
+        <w:t>蚂蚁集团 CEO 韩歆毅：智能体商业将在未来 6-12 个月爆发</w:t>
+      </w:r>
+    </w:p>
+    <w:p>
+      <w:r>
+        <w:rPr>
+          <w:rFonts w:ascii="Times New Roman" w:hAnsi="Times New Roman" w:eastAsia="宋体"/>
+          <w:color w:val="888888"/>
+          <w:sz w:val="18"/>
+        </w:rPr>
+        <w:t>来源:IT之家 | 时间:08-17 14:59</w:t>
+      </w:r>
+    </w:p>
+    <w:p>
+      <w:r>
+        <w:rPr>
+          <w:rFonts w:ascii="Times New Roman" w:hAnsi="Times New Roman" w:eastAsia="宋体"/>
+          <w:sz w:val="18"/>
+        </w:rPr>
+        <w:t>链接:</w:t>
+      </w:r>
+      <w:hyperlink r:id="rId14">
+        <w:r>
+          <w:rPr>
+            <w:color w:val="0563C1"/>
+            <w:u w:val="single"/>
+          </w:rPr>
+          <w:t>蚂蚁集团 CEO 韩歆毅：智能体商业将在未来 6-12 个月爆发</w:t>
+        </w:r>
+      </w:hyperlink>
+    </w:p>
+    <w:p>
+      <w:pPr>
+        <w:pStyle w:val="Heading3"/>
+      </w:pPr>
+      <w:r>
+        <w:rPr>
+          <w:rFonts w:ascii="Times New Roman" w:hAnsi="Times New Roman" w:eastAsia="黑体"/>
+          <w:b w:val="0"/>
+          <w:color w:val="888888"/>
+          <w:sz w:val="24"/>
+        </w:rPr>
+        <w:t>【C级·参考】</w:t>
+      </w:r>
+      <w:r>
+        <w:rPr>
+          <w:rFonts w:ascii="Times New Roman" w:hAnsi="Times New Roman" w:eastAsia="黑体"/>
+          <w:b w:val="0"/>
+          <w:color w:val="888888"/>
+          <w:sz w:val="24"/>
+        </w:rPr>
+        <w:t>TrendForce：液冷散热成高端 AI 基础设施标配，预估 2026 年渗透率可达 53%</w:t>
+      </w:r>
+    </w:p>
+    <w:p>
+      <w:r>
+        <w:rPr>
+          <w:rFonts w:ascii="Times New Roman" w:hAnsi="Times New Roman" w:eastAsia="宋体"/>
+          <w:color w:val="888888"/>
+          <w:sz w:val="18"/>
+        </w:rPr>
+        <w:t>来源:IT之家 | 时间:08-17 14:47</w:t>
+      </w:r>
+    </w:p>
+    <w:p>
+      <w:r>
+        <w:rPr>
+          <w:rFonts w:ascii="Times New Roman" w:hAnsi="Times New Roman" w:eastAsia="宋体"/>
+          <w:sz w:val="18"/>
+        </w:rPr>
+        <w:t>链接:</w:t>
+      </w:r>
+      <w:hyperlink r:id="rId15">
+        <w:r>
+          <w:rPr>
+            <w:color w:val="0563C1"/>
+            <w:u w:val="single"/>
+          </w:rPr>
+          <w:t>TrendForce：液冷散热成高端 AI 基础设施标配，预估 2026 年渗透率可达 53%</w:t>
+        </w:r>
+      </w:hyperlink>
+    </w:p>
+    <w:p>
+      <w:pPr>
+        <w:pStyle w:val="Heading3"/>
+      </w:pPr>
+      <w:r>
+        <w:rPr>
+          <w:rFonts w:ascii="Times New Roman" w:hAnsi="Times New Roman" w:eastAsia="黑体"/>
+          <w:b w:val="0"/>
+          <w:color w:val="888888"/>
+          <w:sz w:val="24"/>
+        </w:rPr>
+        <w:t>【C级·参考】</w:t>
+      </w:r>
+      <w:r>
+        <w:rPr>
+          <w:rFonts w:ascii="Times New Roman" w:hAnsi="Times New Roman" w:eastAsia="黑体"/>
+          <w:b w:val="0"/>
+          <w:color w:val="888888"/>
+          <w:sz w:val="24"/>
+        </w:rPr>
+        <w:t>一夜暴富的 AI 亿万富豪：买房之后，狂扫私人飞机、超跑、游艇</w:t>
+      </w:r>
+    </w:p>
+    <w:p>
+      <w:r>
+        <w:rPr>
+          <w:rFonts w:ascii="Times New Roman" w:hAnsi="Times New Roman" w:eastAsia="宋体"/>
+          <w:color w:val="888888"/>
+          <w:sz w:val="18"/>
+        </w:rPr>
+        <w:t>来源:IT之家 | 时间:08-17 14:31</w:t>
+      </w:r>
+    </w:p>
+    <w:p>
+      <w:r>
+        <w:rPr>
+          <w:rFonts w:ascii="Times New Roman" w:hAnsi="Times New Roman" w:eastAsia="宋体"/>
+          <w:sz w:val="18"/>
+        </w:rPr>
+        <w:t>链接:</w:t>
+      </w:r>
+      <w:hyperlink r:id="rId16">
+        <w:r>
+          <w:rPr>
+            <w:color w:val="0563C1"/>
+            <w:u w:val="single"/>
+          </w:rPr>
+          <w:t>一夜暴富的 AI 亿万富豪：买房之后，狂扫私人飞机、超跑、游艇</w:t>
+        </w:r>
+      </w:hyperlink>
+    </w:p>
+    <w:p>
+      <w:pPr>
+        <w:pStyle w:val="Heading3"/>
+      </w:pPr>
+      <w:r>
+        <w:rPr>
+          <w:rFonts w:ascii="Times New Roman" w:hAnsi="Times New Roman" w:eastAsia="黑体"/>
+          <w:b w:val="0"/>
+          <w:color w:val="888888"/>
+          <w:sz w:val="24"/>
+        </w:rPr>
+        <w:t>【C级·参考】</w:t>
+      </w:r>
+      <w:r>
+        <w:rPr>
+          <w:rFonts w:ascii="Times New Roman" w:hAnsi="Times New Roman" w:eastAsia="黑体"/>
+          <w:b w:val="0"/>
+          <w:color w:val="888888"/>
+          <w:sz w:val="24"/>
+        </w:rPr>
+        <w:t>韶音 OpenFit 2 AI 耳机开启预售：基于千问大模型、48 小时续航，首发价 1398 元</w:t>
+      </w:r>
+    </w:p>
+    <w:p>
+      <w:r>
+        <w:rPr>
+          <w:rFonts w:ascii="Times New Roman" w:hAnsi="Times New Roman" w:eastAsia="宋体"/>
+          <w:color w:val="888888"/>
+          <w:sz w:val="18"/>
+        </w:rPr>
+        <w:t>来源:IT之家 | 时间:08-17 13:52</w:t>
+      </w:r>
+    </w:p>
+    <w:p>
+      <w:r>
+        <w:rPr>
+          <w:rFonts w:ascii="Times New Roman" w:hAnsi="Times New Roman" w:eastAsia="宋体"/>
+          <w:sz w:val="18"/>
+        </w:rPr>
+        <w:t>链接:</w:t>
+      </w:r>
+      <w:hyperlink r:id="rId17">
+        <w:r>
+          <w:rPr>
+            <w:color w:val="0563C1"/>
+            <w:u w:val="single"/>
+          </w:rPr>
+          <w:t>韶音 OpenFit 2 AI 耳机开启预售：基于千问大模型、48 小时续航，首发价 1398 元</w:t>
+        </w:r>
+      </w:hyperlink>
+    </w:p>
+    <w:p>
+      <w:pPr>
+        <w:pStyle w:val="Heading3"/>
+      </w:pPr>
+      <w:r>
+        <w:rPr>
+          <w:rFonts w:ascii="Times New Roman" w:hAnsi="Times New Roman" w:eastAsia="黑体"/>
+          <w:b w:val="0"/>
+          <w:color w:val="888888"/>
+          <w:sz w:val="24"/>
+        </w:rPr>
+        <w:t>【C级·参考】</w:t>
+      </w:r>
+      <w:r>
+        <w:rPr>
+          <w:rFonts w:ascii="Times New Roman" w:hAnsi="Times New Roman" w:eastAsia="黑体"/>
+          <w:b w:val="0"/>
+          <w:color w:val="888888"/>
+          <w:sz w:val="24"/>
+        </w:rPr>
+        <w:t>AI 视频生成平台 Higgsfield 从高盛、英特尔等处融资 4 亿美元，估值达 54 亿美元</w:t>
+      </w:r>
+    </w:p>
+    <w:p>
+      <w:r>
+        <w:rPr>
+          <w:rFonts w:ascii="Times New Roman" w:hAnsi="Times New Roman" w:eastAsia="宋体"/>
+          <w:color w:val="888888"/>
+          <w:sz w:val="18"/>
+        </w:rPr>
+        <w:t>来源:IT之家 | 时间:08-17 12:27</w:t>
+      </w:r>
+    </w:p>
+    <w:p>
+      <w:r>
+        <w:rPr>
+          <w:rFonts w:ascii="Times New Roman" w:hAnsi="Times New Roman" w:eastAsia="宋体"/>
+          <w:sz w:val="18"/>
+        </w:rPr>
+        <w:t>链接:</w:t>
+      </w:r>
+      <w:hyperlink r:id="rId18">
+        <w:r>
+          <w:rPr>
+            <w:color w:val="0563C1"/>
+            <w:u w:val="single"/>
+          </w:rPr>
+          <w:t>AI 视频生成平台 Higgsfield 从高盛、英特尔等处融资 4 亿美元，估值达 54 亿美元</w:t>
         </w:r>
       </w:hyperlink>
     </w:p>
@@ -131,7 +590,7 @@
           <w:color w:val="888888"/>
           <w:sz w:val="18"/>
         </w:rPr>
-        <w:t>来源:GameLook | 时间:08-17 09:42</w:t>
+        <w:t>来源:GameLook | 时间:08-17 11:42</w:t>
       </w:r>
     </w:p>
     <w:p>
@@ -142,166 +601,13 @@
         </w:rPr>
         <w:t>链接:</w:t>
       </w:r>
-      <w:hyperlink r:id="rId10">
+      <w:hyperlink r:id="rId19">
         <w:r>
           <w:rPr>
             <w:color w:val="0563C1"/>
             <w:u w:val="single"/>
           </w:rPr>
           <w:t>吉比特业绩暴增，《甄嬛传》即将上线！卢竑岩：详解海外翻倍、如何看AI？</w:t>
-        </w:r>
-      </w:hyperlink>
-    </w:p>
-    <w:p>
-      <w:pPr>
-        <w:pStyle w:val="Heading3"/>
-      </w:pPr>
-      <w:r>
-        <w:rPr>
-          <w:rFonts w:ascii="Times New Roman" w:hAnsi="Times New Roman" w:eastAsia="黑体"/>
-          <w:b w:val="0"/>
-          <w:color w:val="888888"/>
-          <w:sz w:val="24"/>
-        </w:rPr>
-        <w:t>【C级·参考】</w:t>
-      </w:r>
-      <w:r>
-        <w:rPr>
-          <w:rFonts w:ascii="Times New Roman" w:hAnsi="Times New Roman" w:eastAsia="黑体"/>
-          <w:b w:val="0"/>
-          <w:color w:val="888888"/>
-          <w:sz w:val="24"/>
-        </w:rPr>
-        <w:t>王莆中聊美团 AI 变革：全员“养虾运动”曾日耗千万，干扰真实经营</w:t>
-      </w:r>
-    </w:p>
-    <w:p>
-      <w:r>
-        <w:rPr>
-          <w:rFonts w:ascii="Times New Roman" w:hAnsi="Times New Roman" w:eastAsia="宋体"/>
-          <w:color w:val="888888"/>
-          <w:sz w:val="18"/>
-        </w:rPr>
-        <w:t>来源:IT之家 | 时间:08-17 08:47</w:t>
-      </w:r>
-    </w:p>
-    <w:p>
-      <w:r>
-        <w:rPr>
-          <w:rFonts w:ascii="Times New Roman" w:hAnsi="Times New Roman" w:eastAsia="宋体"/>
-          <w:sz w:val="18"/>
-        </w:rPr>
-        <w:t>链接:</w:t>
-      </w:r>
-      <w:hyperlink r:id="rId11">
-        <w:r>
-          <w:rPr>
-            <w:color w:val="0563C1"/>
-            <w:u w:val="single"/>
-          </w:rPr>
-          <w:t>王莆中聊美团 AI 变革：全员“养虾运动”曾日耗千万，干扰真实经营</w:t>
-        </w:r>
-      </w:hyperlink>
-    </w:p>
-    <w:p>
-      <w:pPr>
-        <w:pStyle w:val="Heading3"/>
-      </w:pPr>
-      <w:r>
-        <w:rPr>
-          <w:rFonts w:ascii="Times New Roman" w:hAnsi="Times New Roman" w:eastAsia="黑体"/>
-          <w:b w:val="0"/>
-          <w:color w:val="888888"/>
-          <w:sz w:val="24"/>
-        </w:rPr>
-        <w:t>【C级·参考】</w:t>
-      </w:r>
-      <w:r>
-        <w:rPr>
-          <w:rFonts w:ascii="Times New Roman" w:hAnsi="Times New Roman" w:eastAsia="黑体"/>
-          <w:b w:val="0"/>
-          <w:color w:val="888888"/>
-          <w:sz w:val="24"/>
-        </w:rPr>
-        <w:t>Nvidia dramatically reduces amount of OpenAI infra financing it may guarantee</w:t>
-      </w:r>
-    </w:p>
-    <w:p>
-      <w:r>
-        <w:rPr>
-          <w:rFonts w:ascii="Times New Roman" w:hAnsi="Times New Roman" w:eastAsia="宋体"/>
-          <w:color w:val="888888"/>
-          <w:sz w:val="18"/>
-        </w:rPr>
-        <w:t>来源:Hacker News | 时间:08-17 05:07</w:t>
-      </w:r>
-    </w:p>
-    <w:p>
-      <w:r>
-        <w:rPr>
-          <w:rFonts w:ascii="Times New Roman" w:hAnsi="Times New Roman" w:eastAsia="宋体"/>
-          <w:sz w:val="18"/>
-        </w:rPr>
-        <w:t>链接:</w:t>
-      </w:r>
-      <w:hyperlink r:id="rId12">
-        <w:r>
-          <w:rPr>
-            <w:color w:val="0563C1"/>
-            <w:u w:val="single"/>
-          </w:rPr>
-          <w:t>Nvidia dramatically reduces amount of OpenAI infra financing it may guarantee</w:t>
-        </w:r>
-      </w:hyperlink>
-    </w:p>
-    <w:p>
-      <w:pPr>
-        <w:pStyle w:val="Heading3"/>
-      </w:pPr>
-      <w:r>
-        <w:rPr>
-          <w:rFonts w:ascii="Times New Roman" w:hAnsi="Times New Roman" w:eastAsia="黑体"/>
-          <w:b w:val="0"/>
-          <w:color w:val="888888"/>
-          <w:sz w:val="24"/>
-        </w:rPr>
-        <w:t>【C级·参考】</w:t>
-      </w:r>
-      <w:r>
-        <w:rPr>
-          <w:rFonts w:ascii="Times New Roman" w:hAnsi="Times New Roman" w:eastAsia="黑体"/>
-          <w:b w:val="0"/>
-          <w:color w:val="888888"/>
-          <w:sz w:val="24"/>
-        </w:rPr>
-        <w:t>Stripe Clinches over $7B Deal to Buy AI Firm OpenRouter</w:t>
-      </w:r>
-    </w:p>
-    <w:p>
-      <w:r>
-        <w:rPr>
-          <w:rFonts w:ascii="Times New Roman" w:hAnsi="Times New Roman" w:eastAsia="宋体"/>
-          <w:color w:val="888888"/>
-          <w:sz w:val="18"/>
-        </w:rPr>
-        <w:t>来源:Hacker News | 时间:08-17 04:31</w:t>
-      </w:r>
-    </w:p>
-    <w:p>
-      <w:r>
-        <w:rPr>
-          <w:rFonts w:ascii="Times New Roman" w:hAnsi="Times New Roman" w:eastAsia="宋体"/>
-          <w:sz w:val="18"/>
-        </w:rPr>
-        <w:t>链接:</w:t>
-      </w:r>
-      <w:hyperlink r:id="rId13">
-        <w:r>
-          <w:rPr>
-            <w:color w:val="0563C1"/>
-            <w:u w:val="single"/>
-          </w:rPr>
-          <w:t>Stripe Clinches over $7B Deal to Buy AI Firm OpenRouter</w:t>
         </w:r>
       </w:hyperlink>
     </w:p>
@@ -335,7 +641,7 @@
           <w:color w:val="888888"/>
           <w:sz w:val="18"/>
         </w:rPr>
-        <w:t>来源:Bing新闻 | 时间:08-17 01:00</w:t>
+        <w:t>来源:Bing新闻 | 时间:08-17 09:28</w:t>
       </w:r>
     </w:p>
     <w:p>
@@ -346,13 +652,64 @@
         </w:rPr>
         <w:t>链接:</w:t>
       </w:r>
-      <w:hyperlink r:id="rId14">
+      <w:hyperlink r:id="rId20">
         <w:r>
           <w:rPr>
             <w:color w:val="0563C1"/>
             <w:u w:val="single"/>
           </w:rPr>
           <w:t>AI助盲眼镜产业化提速 政策加持企业布局</w:t>
+        </w:r>
+      </w:hyperlink>
+    </w:p>
+    <w:p>
+      <w:pPr>
+        <w:pStyle w:val="Heading3"/>
+      </w:pPr>
+      <w:r>
+        <w:rPr>
+          <w:rFonts w:ascii="Times New Roman" w:hAnsi="Times New Roman" w:eastAsia="黑体"/>
+          <w:b w:val="0"/>
+          <w:color w:val="888888"/>
+          <w:sz w:val="24"/>
+        </w:rPr>
+        <w:t>【C级·参考】</w:t>
+      </w:r>
+      <w:r>
+        <w:rPr>
+          <w:rFonts w:ascii="Times New Roman" w:hAnsi="Times New Roman" w:eastAsia="黑体"/>
+          <w:b w:val="0"/>
+          <w:color w:val="888888"/>
+          <w:sz w:val="24"/>
+        </w:rPr>
+        <w:t>功耗碾压国际大厂？用RISC-V重新定义AI眼镜的连接功耗</w:t>
+      </w:r>
+    </w:p>
+    <w:p>
+      <w:r>
+        <w:rPr>
+          <w:rFonts w:ascii="Times New Roman" w:hAnsi="Times New Roman" w:eastAsia="宋体"/>
+          <w:color w:val="888888"/>
+          <w:sz w:val="18"/>
+        </w:rPr>
+        <w:t>来源:Bing新闻 | 时间:08-17 04:07</w:t>
+      </w:r>
+    </w:p>
+    <w:p>
+      <w:r>
+        <w:rPr>
+          <w:rFonts w:ascii="Times New Roman" w:hAnsi="Times New Roman" w:eastAsia="宋体"/>
+          <w:sz w:val="18"/>
+        </w:rPr>
+        <w:t>链接:</w:t>
+      </w:r>
+      <w:hyperlink r:id="rId21">
+        <w:r>
+          <w:rPr>
+            <w:color w:val="0563C1"/>
+            <w:u w:val="single"/>
+          </w:rPr>
+          <w:t>功耗碾压国际大厂？用RISC-V重新定义AI眼镜的连接功耗</w:t>
         </w:r>
       </w:hyperlink>
     </w:p>
@@ -397,7 +754,7 @@
         </w:rPr>
         <w:t>链接:</w:t>
       </w:r>
-      <w:hyperlink r:id="rId15">
+      <w:hyperlink r:id="rId22">
         <w:r>
           <w:rPr>
             <w:color w:val="0563C1"/>
@@ -439,7 +796,7 @@
           <w:color w:val="888888"/>
           <w:sz w:val="24"/>
         </w:rPr>
-        <w:t>贾跃亭：法拉第未来探索机器人独立融资及上市</w:t>
+        <w:t>国家统计局：前 7 个月我国工业机器人产量同比增长 28.5%</w:t>
       </w:r>
     </w:p>
     <w:p>
@@ -449,7 +806,7 @@
           <w:color w:val="888888"/>
           <w:sz w:val="18"/>
         </w:rPr>
-        <w:t>来源:IT之家 | 时间:08-17 08:52</w:t>
+        <w:t>来源:IT之家 | 时间:08-17 15:16</w:t>
       </w:r>
     </w:p>
     <w:p>
@@ -460,76 +817,13 @@
         </w:rPr>
         <w:t>链接:</w:t>
       </w:r>
-      <w:hyperlink r:id="rId16">
+      <w:hyperlink r:id="rId23">
         <w:r>
           <w:rPr>
             <w:color w:val="0563C1"/>
             <w:u w:val="single"/>
           </w:rPr>
-          <w:t>贾跃亭：法拉第未来探索机器人独立融资及上市</w:t>
-        </w:r>
-      </w:hyperlink>
-    </w:p>
-    <w:p>
-      <w:pPr>
-        <w:pStyle w:val="Heading2"/>
-      </w:pPr>
-      <w:r>
-        <w:rPr>
-          <w:rFonts w:ascii="Times New Roman" w:hAnsi="Times New Roman" w:eastAsia="黑体"/>
-          <w:sz w:val="28"/>
-        </w:rPr>
-        <w:t>无人驾驶/低空/智慧出行</w:t>
-      </w:r>
-    </w:p>
-    <w:p>
-      <w:pPr>
-        <w:pStyle w:val="Heading3"/>
-      </w:pPr>
-      <w:r>
-        <w:rPr>
-          <w:rFonts w:ascii="Times New Roman" w:hAnsi="Times New Roman" w:eastAsia="黑体"/>
-          <w:b w:val="0"/>
-          <w:color w:val="888888"/>
-          <w:sz w:val="24"/>
-        </w:rPr>
-        <w:t>【C级·参考】</w:t>
-      </w:r>
-      <w:r>
-        <w:rPr>
-          <w:rFonts w:ascii="Times New Roman" w:hAnsi="Times New Roman" w:eastAsia="黑体"/>
-          <w:b w:val="0"/>
-          <w:color w:val="888888"/>
-          <w:sz w:val="24"/>
-        </w:rPr>
-        <w:t>鸿蒙智行尊界 V800/V680 获批合肥市 L3 级自动驾驶测试牌照</w:t>
-      </w:r>
-    </w:p>
-    <w:p>
-      <w:r>
-        <w:rPr>
-          <w:rFonts w:ascii="Times New Roman" w:hAnsi="Times New Roman" w:eastAsia="宋体"/>
-          <w:color w:val="888888"/>
-          <w:sz w:val="18"/>
-        </w:rPr>
-        <w:t>来源:IT之家 | 时间:08-17 10:26</w:t>
-      </w:r>
-    </w:p>
-    <w:p>
-      <w:r>
-        <w:rPr>
-          <w:rFonts w:ascii="Times New Roman" w:hAnsi="Times New Roman" w:eastAsia="宋体"/>
-          <w:sz w:val="18"/>
-        </w:rPr>
-        <w:t>链接:</w:t>
-      </w:r>
-      <w:hyperlink r:id="rId17">
-        <w:r>
-          <w:rPr>
-            <w:color w:val="0563C1"/>
-            <w:u w:val="single"/>
-          </w:rPr>
-          <w:t>鸿蒙智行尊界 V800/V680 获批合肥市 L3 级自动驾驶测试牌照</w:t>
+          <w:t>国家统计局：前 7 个月我国工业机器人产量同比增长 28.5%</w:t>
         </w:r>
       </w:hyperlink>
     </w:p>
@@ -553,7 +847,7 @@
           <w:color w:val="888888"/>
           <w:sz w:val="24"/>
         </w:rPr>
-        <w:t>鸿蒙智行尚界 H5 暑期 OTA 升级开启，华为乾崑智驾 ADS 5 上线</w:t>
+        <w:t>宇树科技发布“超人”机器人：原地跳高 2m、极限速度 12.66m/s 超越人类纪录</w:t>
       </w:r>
     </w:p>
     <w:p>
@@ -563,7 +857,7 @@
           <w:color w:val="888888"/>
           <w:sz w:val="18"/>
         </w:rPr>
-        <w:t>来源:IT之家 | 时间:08-17 09:38</w:t>
+        <w:t>来源:IT之家 | 时间:08-17 14:18</w:t>
       </w:r>
     </w:p>
     <w:p>
@@ -574,15 +868,32 @@
         </w:rPr>
         <w:t>链接:</w:t>
       </w:r>
-      <w:hyperlink r:id="rId18">
+      <w:hyperlink r:id="rId24">
         <w:r>
           <w:rPr>
             <w:color w:val="0563C1"/>
             <w:u w:val="single"/>
           </w:rPr>
-          <w:t>鸿蒙智行尚界 H5 暑期 OTA 升级开启，华为乾崑智驾 ADS 5 上线</w:t>
+          <w:t>宇树科技发布“超人”机器人：原地跳高 2m、极限速度 12.66m/s 超越人类纪录</w:t>
         </w:r>
       </w:hyperlink>
+    </w:p>
+    <w:p>
+      <w:pPr>
+        <w:pStyle w:val="Heading2"/>
+      </w:pPr>
+      <w:r>
+        <w:rPr>
+          <w:rFonts w:ascii="Times New Roman" w:hAnsi="Times New Roman" w:eastAsia="黑体"/>
+          <w:sz w:val="28"/>
+        </w:rPr>
+        <w:t>无人驾驶/低空/智慧出行</w:t>
+      </w:r>
+    </w:p>
+    <w:p>
+      <w:r>
+        <w:t>本线口暂无重要更新</w:t>
+      </w:r>
     </w:p>
     <w:p>
       <w:pPr>
@@ -633,7 +944,7 @@
           <w:color w:val="888888"/>
           <w:sz w:val="24"/>
         </w:rPr>
-        <w:t>宏碁暗影骑士 · 龙 8 Pro 游戏本上架：9955HX3D + 5070 Ti</w:t>
+        <w:t>网易《逆水寒：新世界》官宣联动盗墓笔记，吴邪、张起灵、霍秀秀登场</w:t>
       </w:r>
     </w:p>
     <w:p>
@@ -643,7 +954,7 @@
           <w:color w:val="888888"/>
           <w:sz w:val="18"/>
         </w:rPr>
-        <w:t>来源:IT之家 | 时间:08-17 12:04</w:t>
+        <w:t>来源:IT之家 | 时间:08-17 17:07</w:t>
       </w:r>
     </w:p>
     <w:p>
@@ -654,13 +965,13 @@
         </w:rPr>
         <w:t>链接:</w:t>
       </w:r>
-      <w:hyperlink r:id="rId19">
+      <w:hyperlink r:id="rId25">
         <w:r>
           <w:rPr>
             <w:color w:val="0563C1"/>
             <w:u w:val="single"/>
           </w:rPr>
-          <w:t>宏碁暗影骑士 · 龙 8 Pro 游戏本上架：9955HX3D + 5070 Ti</w:t>
+          <w:t>网易《逆水寒：新世界》官宣联动盗墓笔记，吴邪、张起灵、霍秀秀登场</w:t>
         </w:r>
       </w:hyperlink>
     </w:p>
@@ -684,7 +995,7 @@
           <w:color w:val="888888"/>
           <w:sz w:val="24"/>
         </w:rPr>
-        <w:t>阿里正式出售游戏业务：曝价格至少 15 亿美元，灵犀互娱 CEO 周炳枢发布内部信</w:t>
+        <w:t>小米 17Pro 系列背屏小游戏「银河弹射队」上线，主打消磨碎片时间</w:t>
       </w:r>
     </w:p>
     <w:p>
@@ -694,7 +1005,7 @@
           <w:color w:val="888888"/>
           <w:sz w:val="18"/>
         </w:rPr>
-        <w:t>来源:IT之家 | 时间:08-17 10:41</w:t>
+        <w:t>来源:IT之家 | 时间:08-17 17:03</w:t>
       </w:r>
     </w:p>
     <w:p>
@@ -705,13 +1016,13 @@
         </w:rPr>
         <w:t>链接:</w:t>
       </w:r>
-      <w:hyperlink r:id="rId20">
+      <w:hyperlink r:id="rId26">
         <w:r>
           <w:rPr>
             <w:color w:val="0563C1"/>
             <w:u w:val="single"/>
           </w:rPr>
-          <w:t>阿里正式出售游戏业务：曝价格至少 15 亿美元，灵犀互娱 CEO 周炳枢发布内部信</w:t>
+          <w:t>小米 17Pro 系列背屏小游戏「银河弹射队」上线，主打消磨碎片时间</w:t>
         </w:r>
       </w:hyperlink>
     </w:p>
@@ -735,7 +1046,7 @@
           <w:color w:val="888888"/>
           <w:sz w:val="24"/>
         </w:rPr>
-        <w:t>茅盾文学奖授权改编军事题材塔防游戏《东方》登陆 Steam，国区售价 15 元</w:t>
+        <w:t>结束与 SpaceX 土地纠纷后，卡牌游戏公司 CAH 计划修建辱骂马斯克的纪念碑</w:t>
       </w:r>
     </w:p>
     <w:p>
@@ -745,7 +1056,7 @@
           <w:color w:val="888888"/>
           <w:sz w:val="18"/>
         </w:rPr>
-        <w:t>来源:IT之家 | 时间:08-17 10:12</w:t>
+        <w:t>来源:IT之家 | 时间:08-17 15:15</w:t>
       </w:r>
     </w:p>
     <w:p>
@@ -756,13 +1067,64 @@
         </w:rPr>
         <w:t>链接:</w:t>
       </w:r>
-      <w:hyperlink r:id="rId21">
+      <w:hyperlink r:id="rId27">
         <w:r>
           <w:rPr>
             <w:color w:val="0563C1"/>
             <w:u w:val="single"/>
           </w:rPr>
-          <w:t>茅盾文学奖授权改编军事题材塔防游戏《东方》登陆 Steam，国区售价 15 元</w:t>
+          <w:t>结束与 SpaceX 土地纠纷后，卡牌游戏公司 CAH 计划修建辱骂马斯克的纪念碑</w:t>
+        </w:r>
+      </w:hyperlink>
+    </w:p>
+    <w:p>
+      <w:pPr>
+        <w:pStyle w:val="Heading3"/>
+      </w:pPr>
+      <w:r>
+        <w:rPr>
+          <w:rFonts w:ascii="Times New Roman" w:hAnsi="Times New Roman" w:eastAsia="黑体"/>
+          <w:b w:val="0"/>
+          <w:color w:val="888888"/>
+          <w:sz w:val="24"/>
+        </w:rPr>
+        <w:t>【C级·参考】</w:t>
+      </w:r>
+      <w:r>
+        <w:rPr>
+          <w:rFonts w:ascii="Times New Roman" w:hAnsi="Times New Roman" w:eastAsia="黑体"/>
+          <w:b w:val="0"/>
+          <w:color w:val="888888"/>
+          <w:sz w:val="24"/>
+        </w:rPr>
+        <w:t>宏碁暗影骑士 · 龙 8 Pro 游戏本上架：9955HX3D + 5070 Ti</w:t>
+      </w:r>
+    </w:p>
+    <w:p>
+      <w:r>
+        <w:rPr>
+          <w:rFonts w:ascii="Times New Roman" w:hAnsi="Times New Roman" w:eastAsia="宋体"/>
+          <w:color w:val="888888"/>
+          <w:sz w:val="18"/>
+        </w:rPr>
+        <w:t>来源:IT之家 | 时间:08-17 12:04</w:t>
+      </w:r>
+    </w:p>
+    <w:p>
+      <w:r>
+        <w:rPr>
+          <w:rFonts w:ascii="Times New Roman" w:hAnsi="Times New Roman" w:eastAsia="宋体"/>
+          <w:sz w:val="18"/>
+        </w:rPr>
+        <w:t>链接:</w:t>
+      </w:r>
+      <w:hyperlink r:id="rId28">
+        <w:r>
+          <w:rPr>
+            <w:color w:val="0563C1"/>
+            <w:u w:val="single"/>
+          </w:rPr>
+          <w:t>宏碁暗影骑士 · 龙 8 Pro 游戏本上架：9955HX3D + 5070 Ti</w:t>
         </w:r>
       </w:hyperlink>
     </w:p>
@@ -807,7 +1169,7 @@
         </w:rPr>
         <w:t>链接:</w:t>
       </w:r>
-      <w:hyperlink r:id="rId22">
+      <w:hyperlink r:id="rId29">
         <w:r>
           <w:rPr>
             <w:color w:val="0563C1"/>
@@ -858,7 +1220,7 @@
         </w:rPr>
         <w:t>链接:</w:t>
       </w:r>
-      <w:hyperlink r:id="rId23">
+      <w:hyperlink r:id="rId30">
         <w:r>
           <w:rPr>
             <w:color w:val="0563C1"/>
@@ -909,166 +1271,13 @@
         </w:rPr>
         <w:t>链接:</w:t>
       </w:r>
-      <w:hyperlink r:id="rId24">
+      <w:hyperlink r:id="rId31">
         <w:r>
           <w:rPr>
             <w:color w:val="0563C1"/>
             <w:u w:val="single"/>
           </w:rPr>
           <w:t>Newzoo总监上海演讲：双引擎驱动增长，2026中国与西方游戏有怎样趋势？</w:t>
-        </w:r>
-      </w:hyperlink>
-    </w:p>
-    <w:p>
-      <w:pPr>
-        <w:pStyle w:val="Heading3"/>
-      </w:pPr>
-      <w:r>
-        <w:rPr>
-          <w:rFonts w:ascii="Times New Roman" w:hAnsi="Times New Roman" w:eastAsia="黑体"/>
-          <w:b w:val="0"/>
-          <w:color w:val="888888"/>
-          <w:sz w:val="24"/>
-        </w:rPr>
-        <w:t>【C级·参考】</w:t>
-      </w:r>
-      <w:r>
-        <w:rPr>
-          <w:rFonts w:ascii="Times New Roman" w:hAnsi="Times New Roman" w:eastAsia="黑体"/>
-          <w:b w:val="0"/>
-          <w:color w:val="888888"/>
-          <w:sz w:val="24"/>
-        </w:rPr>
-        <w:t>网易《逆水寒：新世界》全新雨林版本官宣 8 月 28 日上线，迎来首个全新地图</w:t>
-      </w:r>
-    </w:p>
-    <w:p>
-      <w:r>
-        <w:rPr>
-          <w:rFonts w:ascii="Times New Roman" w:hAnsi="Times New Roman" w:eastAsia="宋体"/>
-          <w:color w:val="888888"/>
-          <w:sz w:val="18"/>
-        </w:rPr>
-        <w:t>来源:IT之家 | 时间:08-17 09:24</w:t>
-      </w:r>
-    </w:p>
-    <w:p>
-      <w:r>
-        <w:rPr>
-          <w:rFonts w:ascii="Times New Roman" w:hAnsi="Times New Roman" w:eastAsia="宋体"/>
-          <w:sz w:val="18"/>
-        </w:rPr>
-        <w:t>链接:</w:t>
-      </w:r>
-      <w:hyperlink r:id="rId25">
-        <w:r>
-          <w:rPr>
-            <w:color w:val="0563C1"/>
-            <w:u w:val="single"/>
-          </w:rPr>
-          <w:t>网易《逆水寒：新世界》全新雨林版本官宣 8 月 28 日上线，迎来首个全新地图</w:t>
-        </w:r>
-      </w:hyperlink>
-    </w:p>
-    <w:p>
-      <w:pPr>
-        <w:pStyle w:val="Heading3"/>
-      </w:pPr>
-      <w:r>
-        <w:rPr>
-          <w:rFonts w:ascii="Times New Roman" w:hAnsi="Times New Roman" w:eastAsia="黑体"/>
-          <w:b w:val="0"/>
-          <w:color w:val="888888"/>
-          <w:sz w:val="24"/>
-        </w:rPr>
-        <w:t>【C级·参考】</w:t>
-      </w:r>
-      <w:r>
-        <w:rPr>
-          <w:rFonts w:ascii="Times New Roman" w:hAnsi="Times New Roman" w:eastAsia="黑体"/>
-          <w:b w:val="0"/>
-          <w:color w:val="888888"/>
-          <w:sz w:val="24"/>
-        </w:rPr>
-        <w:t>Faker 和 Uzi 之后，拳头游戏宣布 Caps 成为英雄联盟名人堂第三位成员</w:t>
-      </w:r>
-    </w:p>
-    <w:p>
-      <w:r>
-        <w:rPr>
-          <w:rFonts w:ascii="Times New Roman" w:hAnsi="Times New Roman" w:eastAsia="宋体"/>
-          <w:color w:val="888888"/>
-          <w:sz w:val="18"/>
-        </w:rPr>
-        <w:t>来源:IT之家 | 时间:08-17 09:00</w:t>
-      </w:r>
-    </w:p>
-    <w:p>
-      <w:r>
-        <w:rPr>
-          <w:rFonts w:ascii="Times New Roman" w:hAnsi="Times New Roman" w:eastAsia="宋体"/>
-          <w:sz w:val="18"/>
-        </w:rPr>
-        <w:t>链接:</w:t>
-      </w:r>
-      <w:hyperlink r:id="rId26">
-        <w:r>
-          <w:rPr>
-            <w:color w:val="0563C1"/>
-            <w:u w:val="single"/>
-          </w:rPr>
-          <w:t>Faker 和 Uzi 之后，拳头游戏宣布 Caps 成为英雄联盟名人堂第三位成员</w:t>
-        </w:r>
-      </w:hyperlink>
-    </w:p>
-    <w:p>
-      <w:pPr>
-        <w:pStyle w:val="Heading3"/>
-      </w:pPr>
-      <w:r>
-        <w:rPr>
-          <w:rFonts w:ascii="Times New Roman" w:hAnsi="Times New Roman" w:eastAsia="黑体"/>
-          <w:b w:val="0"/>
-          <w:color w:val="888888"/>
-          <w:sz w:val="24"/>
-        </w:rPr>
-        <w:t>【C级·参考】</w:t>
-      </w:r>
-      <w:r>
-        <w:rPr>
-          <w:rFonts w:ascii="Times New Roman" w:hAnsi="Times New Roman" w:eastAsia="黑体"/>
-          <w:b w:val="0"/>
-          <w:color w:val="888888"/>
-          <w:sz w:val="24"/>
-        </w:rPr>
-        <w:t>国产单机动作游戏《湮灭之潮》放出实机演示，女主面部重做引发玩家争议</w:t>
-      </w:r>
-    </w:p>
-    <w:p>
-      <w:r>
-        <w:rPr>
-          <w:rFonts w:ascii="Times New Roman" w:hAnsi="Times New Roman" w:eastAsia="宋体"/>
-          <w:color w:val="888888"/>
-          <w:sz w:val="18"/>
-        </w:rPr>
-        <w:t>来源:IT之家 | 时间:08-17 08:52</w:t>
-      </w:r>
-    </w:p>
-    <w:p>
-      <w:r>
-        <w:rPr>
-          <w:rFonts w:ascii="Times New Roman" w:hAnsi="Times New Roman" w:eastAsia="宋体"/>
-          <w:sz w:val="18"/>
-        </w:rPr>
-        <w:t>链接:</w:t>
-      </w:r>
-      <w:hyperlink r:id="rId27">
-        <w:r>
-          <w:rPr>
-            <w:color w:val="0563C1"/>
-            <w:u w:val="single"/>
-          </w:rPr>
-          <w:t>国产单机动作游戏《湮灭之潮》放出实机演示，女主面部重做引发玩家争议</w:t>
         </w:r>
       </w:hyperlink>
     </w:p>
@@ -1104,7 +1313,7 @@
           <w:color w:val="888888"/>
           <w:sz w:val="24"/>
         </w:rPr>
-        <w:t>蓝戟 Arc Pro B65 TF 32G 专业显卡上架，官方零售价 8999 元</w:t>
+        <w:t>荣耀 Play11T 手机开售：6.61 寸 720P LCD 屏 + 第四代骁龙 4 芯片，国补后到手价 968.15 元起</w:t>
       </w:r>
     </w:p>
     <w:p>
@@ -1114,7 +1323,7 @@
           <w:color w:val="888888"/>
           <w:sz w:val="18"/>
         </w:rPr>
-        <w:t>来源:IT之家 | 时间:08-17 10:24</w:t>
+        <w:t>来源:IT之家 | 时间:08-17 15:47</w:t>
       </w:r>
     </w:p>
     <w:p>
@@ -1125,13 +1334,13 @@
         </w:rPr>
         <w:t>链接:</w:t>
       </w:r>
-      <w:hyperlink r:id="rId28">
+      <w:hyperlink r:id="rId32">
         <w:r>
           <w:rPr>
             <w:color w:val="0563C1"/>
             <w:u w:val="single"/>
           </w:rPr>
-          <w:t>蓝戟 Arc Pro B65 TF 32G 专业显卡上架，官方零售价 8999 元</w:t>
+          <w:t>荣耀 Play11T 手机开售：6.61 寸 720P LCD 屏 + 第四代骁龙 4 芯片，国补后到手价 968.15 元起</w:t>
         </w:r>
       </w:hyperlink>
     </w:p>
@@ -1161,7 +1370,7 @@
           <w:rFonts w:ascii="Times New Roman" w:hAnsi="Times New Roman" w:eastAsia="宋体"/>
           <w:sz w:val="18"/>
         </w:rPr>
-        <w:t>IT之家(60)、GameLook(5)、HackerNews(4)、Bing新闻(1)</w:t>
+        <w:t>IT之家(60)、GameLook(7)、HackerNews(3)、Bing新闻(2)</w:t>
       </w:r>
     </w:p>
     <w:p>

--- a/briefings/线口监测午报-2026-08-17.docx
+++ b/briefings/线口监测午报-2026-08-17.docx
@@ -22,7 +22,7 @@
           <w:color w:val="888888"/>
           <w:sz w:val="18"/>
         </w:rPr>
-        <w:t>监测窗口:近48小时 | 生成时间:2026-08-17 17:23</w:t>
+        <w:t>监测窗口:近48小时 | 生成时间:2026-08-17 18:05</w:t>
       </w:r>
     </w:p>
     <w:p>
@@ -70,6 +70,108 @@
           <w:color w:val="888888"/>
           <w:sz w:val="24"/>
         </w:rPr>
+        <w:t>谷歌 Pixel 手机新功能曝光：让 AI 分析电池使用情况</w:t>
+      </w:r>
+    </w:p>
+    <w:p>
+      <w:r>
+        <w:rPr>
+          <w:rFonts w:ascii="Times New Roman" w:hAnsi="Times New Roman" w:eastAsia="宋体"/>
+          <w:color w:val="888888"/>
+          <w:sz w:val="18"/>
+        </w:rPr>
+        <w:t>来源:IT之家 | 时间:08-17 17:57</w:t>
+      </w:r>
+    </w:p>
+    <w:p>
+      <w:r>
+        <w:rPr>
+          <w:rFonts w:ascii="Times New Roman" w:hAnsi="Times New Roman" w:eastAsia="宋体"/>
+          <w:sz w:val="18"/>
+        </w:rPr>
+        <w:t>链接:</w:t>
+      </w:r>
+      <w:hyperlink r:id="rId9">
+        <w:r>
+          <w:rPr>
+            <w:color w:val="0563C1"/>
+            <w:u w:val="single"/>
+          </w:rPr>
+          <w:t>谷歌 Pixel 手机新功能曝光：让 AI 分析电池使用情况</w:t>
+        </w:r>
+      </w:hyperlink>
+    </w:p>
+    <w:p>
+      <w:pPr>
+        <w:pStyle w:val="Heading3"/>
+      </w:pPr>
+      <w:r>
+        <w:rPr>
+          <w:rFonts w:ascii="Times New Roman" w:hAnsi="Times New Roman" w:eastAsia="黑体"/>
+          <w:b w:val="0"/>
+          <w:color w:val="888888"/>
+          <w:sz w:val="24"/>
+        </w:rPr>
+        <w:t>【C级·参考】</w:t>
+      </w:r>
+      <w:r>
+        <w:rPr>
+          <w:rFonts w:ascii="Times New Roman" w:hAnsi="Times New Roman" w:eastAsia="黑体"/>
+          <w:b w:val="0"/>
+          <w:color w:val="888888"/>
+          <w:sz w:val="24"/>
+        </w:rPr>
+        <w:t>请立即更新：爱快 iKuai 路由器系统近期遭受持续攻击</w:t>
+      </w:r>
+    </w:p>
+    <w:p>
+      <w:r>
+        <w:rPr>
+          <w:rFonts w:ascii="Times New Roman" w:hAnsi="Times New Roman" w:eastAsia="宋体"/>
+          <w:color w:val="888888"/>
+          <w:sz w:val="18"/>
+        </w:rPr>
+        <w:t>来源:IT之家 | 时间:08-17 17:29</w:t>
+      </w:r>
+    </w:p>
+    <w:p>
+      <w:r>
+        <w:rPr>
+          <w:rFonts w:ascii="Times New Roman" w:hAnsi="Times New Roman" w:eastAsia="宋体"/>
+          <w:sz w:val="18"/>
+        </w:rPr>
+        <w:t>链接:</w:t>
+      </w:r>
+      <w:hyperlink r:id="rId10">
+        <w:r>
+          <w:rPr>
+            <w:color w:val="0563C1"/>
+            <w:u w:val="single"/>
+          </w:rPr>
+          <w:t>请立即更新：爱快 iKuai 路由器系统近期遭受持续攻击</w:t>
+        </w:r>
+      </w:hyperlink>
+    </w:p>
+    <w:p>
+      <w:pPr>
+        <w:pStyle w:val="Heading3"/>
+      </w:pPr>
+      <w:r>
+        <w:rPr>
+          <w:rFonts w:ascii="Times New Roman" w:hAnsi="Times New Roman" w:eastAsia="黑体"/>
+          <w:b w:val="0"/>
+          <w:color w:val="888888"/>
+          <w:sz w:val="24"/>
+        </w:rPr>
+        <w:t>【C级·参考】</w:t>
+      </w:r>
+      <w:r>
+        <w:rPr>
+          <w:rFonts w:ascii="Times New Roman" w:hAnsi="Times New Roman" w:eastAsia="黑体"/>
+          <w:b w:val="0"/>
+          <w:color w:val="888888"/>
+          <w:sz w:val="24"/>
+        </w:rPr>
         <w:t>阿里 AI 音乐模型“快乐虾米”HappyShrimp 1.0 上线，号称人人都能写出好听的歌</w:t>
       </w:r>
     </w:p>
@@ -91,7 +193,7 @@
         </w:rPr>
         <w:t>链接:</w:t>
       </w:r>
-      <w:hyperlink r:id="rId9">
+      <w:hyperlink r:id="rId11">
         <w:r>
           <w:rPr>
             <w:color w:val="0563C1"/>
@@ -142,7 +244,7 @@
         </w:rPr>
         <w:t>链接:</w:t>
       </w:r>
-      <w:hyperlink r:id="rId10">
+      <w:hyperlink r:id="rId12">
         <w:r>
           <w:rPr>
             <w:color w:val="0563C1"/>
@@ -193,7 +295,7 @@
         </w:rPr>
         <w:t>链接:</w:t>
       </w:r>
-      <w:hyperlink r:id="rId11">
+      <w:hyperlink r:id="rId13">
         <w:r>
           <w:rPr>
             <w:color w:val="0563C1"/>
@@ -244,7 +346,7 @@
         </w:rPr>
         <w:t>链接:</w:t>
       </w:r>
-      <w:hyperlink r:id="rId12">
+      <w:hyperlink r:id="rId14">
         <w:r>
           <w:rPr>
             <w:color w:val="0563C1"/>
@@ -295,7 +397,7 @@
         </w:rPr>
         <w:t>链接:</w:t>
       </w:r>
-      <w:hyperlink r:id="rId13">
+      <w:hyperlink r:id="rId15">
         <w:r>
           <w:rPr>
             <w:color w:val="0563C1"/>
@@ -346,7 +448,7 @@
         </w:rPr>
         <w:t>链接:</w:t>
       </w:r>
-      <w:hyperlink r:id="rId14">
+      <w:hyperlink r:id="rId16">
         <w:r>
           <w:rPr>
             <w:color w:val="0563C1"/>
@@ -397,7 +499,7 @@
         </w:rPr>
         <w:t>链接:</w:t>
       </w:r>
-      <w:hyperlink r:id="rId15">
+      <w:hyperlink r:id="rId17">
         <w:r>
           <w:rPr>
             <w:color w:val="0563C1"/>
@@ -448,7 +550,7 @@
         </w:rPr>
         <w:t>链接:</w:t>
       </w:r>
-      <w:hyperlink r:id="rId16">
+      <w:hyperlink r:id="rId18">
         <w:r>
           <w:rPr>
             <w:color w:val="0563C1"/>
@@ -499,64 +601,13 @@
         </w:rPr>
         <w:t>链接:</w:t>
       </w:r>
-      <w:hyperlink r:id="rId17">
+      <w:hyperlink r:id="rId19">
         <w:r>
           <w:rPr>
             <w:color w:val="0563C1"/>
             <w:u w:val="single"/>
           </w:rPr>
           <w:t>韶音 OpenFit 2 AI 耳机开启预售：基于千问大模型、48 小时续航，首发价 1398 元</w:t>
-        </w:r>
-      </w:hyperlink>
-    </w:p>
-    <w:p>
-      <w:pPr>
-        <w:pStyle w:val="Heading3"/>
-      </w:pPr>
-      <w:r>
-        <w:rPr>
-          <w:rFonts w:ascii="Times New Roman" w:hAnsi="Times New Roman" w:eastAsia="黑体"/>
-          <w:b w:val="0"/>
-          <w:color w:val="888888"/>
-          <w:sz w:val="24"/>
-        </w:rPr>
-        <w:t>【C级·参考】</w:t>
-      </w:r>
-      <w:r>
-        <w:rPr>
-          <w:rFonts w:ascii="Times New Roman" w:hAnsi="Times New Roman" w:eastAsia="黑体"/>
-          <w:b w:val="0"/>
-          <w:color w:val="888888"/>
-          <w:sz w:val="24"/>
-        </w:rPr>
-        <w:t>AI 视频生成平台 Higgsfield 从高盛、英特尔等处融资 4 亿美元，估值达 54 亿美元</w:t>
-      </w:r>
-    </w:p>
-    <w:p>
-      <w:r>
-        <w:rPr>
-          <w:rFonts w:ascii="Times New Roman" w:hAnsi="Times New Roman" w:eastAsia="宋体"/>
-          <w:color w:val="888888"/>
-          <w:sz w:val="18"/>
-        </w:rPr>
-        <w:t>来源:IT之家 | 时间:08-17 12:27</w:t>
-      </w:r>
-    </w:p>
-    <w:p>
-      <w:r>
-        <w:rPr>
-          <w:rFonts w:ascii="Times New Roman" w:hAnsi="Times New Roman" w:eastAsia="宋体"/>
-          <w:sz w:val="18"/>
-        </w:rPr>
-        <w:t>链接:</w:t>
-      </w:r>
-      <w:hyperlink r:id="rId18">
-        <w:r>
-          <w:rPr>
-            <w:color w:val="0563C1"/>
-            <w:u w:val="single"/>
-          </w:rPr>
-          <w:t>AI 视频生成平台 Higgsfield 从高盛、英特尔等处融资 4 亿美元，估值达 54 亿美元</w:t>
         </w:r>
       </w:hyperlink>
     </w:p>
@@ -601,7 +652,7 @@
         </w:rPr>
         <w:t>链接:</w:t>
       </w:r>
-      <w:hyperlink r:id="rId19">
+      <w:hyperlink r:id="rId20">
         <w:r>
           <w:rPr>
             <w:color w:val="0563C1"/>
@@ -652,13 +703,64 @@
         </w:rPr>
         <w:t>链接:</w:t>
       </w:r>
-      <w:hyperlink r:id="rId20">
+      <w:hyperlink r:id="rId21">
         <w:r>
           <w:rPr>
             <w:color w:val="0563C1"/>
             <w:u w:val="single"/>
           </w:rPr>
           <w:t>AI助盲眼镜产业化提速 政策加持企业布局</w:t>
+        </w:r>
+      </w:hyperlink>
+    </w:p>
+    <w:p>
+      <w:pPr>
+        <w:pStyle w:val="Heading3"/>
+      </w:pPr>
+      <w:r>
+        <w:rPr>
+          <w:rFonts w:ascii="Times New Roman" w:hAnsi="Times New Roman" w:eastAsia="黑体"/>
+          <w:b w:val="0"/>
+          <w:color w:val="888888"/>
+          <w:sz w:val="24"/>
+        </w:rPr>
+        <w:t>【C级·参考】</w:t>
+      </w:r>
+      <w:r>
+        <w:rPr>
+          <w:rFonts w:ascii="Times New Roman" w:hAnsi="Times New Roman" w:eastAsia="黑体"/>
+          <w:b w:val="0"/>
+          <w:color w:val="888888"/>
+          <w:sz w:val="24"/>
+        </w:rPr>
+        <w:t>Rhombus 1.1 is now available</w:t>
+      </w:r>
+    </w:p>
+    <w:p>
+      <w:r>
+        <w:rPr>
+          <w:rFonts w:ascii="Times New Roman" w:hAnsi="Times New Roman" w:eastAsia="宋体"/>
+          <w:color w:val="888888"/>
+          <w:sz w:val="18"/>
+        </w:rPr>
+        <w:t>来源:Hacker News | 时间:08-17 08:48</w:t>
+      </w:r>
+    </w:p>
+    <w:p>
+      <w:r>
+        <w:rPr>
+          <w:rFonts w:ascii="Times New Roman" w:hAnsi="Times New Roman" w:eastAsia="宋体"/>
+          <w:sz w:val="18"/>
+        </w:rPr>
+        <w:t>链接:</w:t>
+      </w:r>
+      <w:hyperlink r:id="rId22">
+        <w:r>
+          <w:rPr>
+            <w:color w:val="0563C1"/>
+            <w:u w:val="single"/>
+          </w:rPr>
+          <w:t>Rhombus 1.1 is now available</w:t>
         </w:r>
       </w:hyperlink>
     </w:p>
@@ -703,7 +805,7 @@
         </w:rPr>
         <w:t>链接:</w:t>
       </w:r>
-      <w:hyperlink r:id="rId21">
+      <w:hyperlink r:id="rId23">
         <w:r>
           <w:rPr>
             <w:color w:val="0563C1"/>
@@ -754,7 +856,7 @@
         </w:rPr>
         <w:t>链接:</w:t>
       </w:r>
-      <w:hyperlink r:id="rId22">
+      <w:hyperlink r:id="rId24">
         <w:r>
           <w:rPr>
             <w:color w:val="0563C1"/>
@@ -775,6 +877,57 @@
         </w:rPr>
         <w:t>机器人/AI硬件</w:t>
       </w:r>
+    </w:p>
+    <w:p>
+      <w:pPr>
+        <w:pStyle w:val="Heading3"/>
+      </w:pPr>
+      <w:r>
+        <w:rPr>
+          <w:rFonts w:ascii="Times New Roman" w:hAnsi="Times New Roman" w:eastAsia="黑体"/>
+          <w:b w:val="0"/>
+          <w:color w:val="888888"/>
+          <w:sz w:val="24"/>
+        </w:rPr>
+        <w:t>【C级·参考】</w:t>
+      </w:r>
+      <w:r>
+        <w:rPr>
+          <w:rFonts w:ascii="Times New Roman" w:hAnsi="Times New Roman" w:eastAsia="黑体"/>
+          <w:b w:val="0"/>
+          <w:color w:val="888888"/>
+          <w:sz w:val="24"/>
+        </w:rPr>
+        <w:t>第二届世界人形机器人运动会模拟消防救援比赛：需在半小时内完成救火任务</w:t>
+      </w:r>
+    </w:p>
+    <w:p>
+      <w:r>
+        <w:rPr>
+          <w:rFonts w:ascii="Times New Roman" w:hAnsi="Times New Roman" w:eastAsia="宋体"/>
+          <w:color w:val="888888"/>
+          <w:sz w:val="18"/>
+        </w:rPr>
+        <w:t>来源:IT之家 | 时间:08-17 18:05</w:t>
+      </w:r>
+    </w:p>
+    <w:p>
+      <w:r>
+        <w:rPr>
+          <w:rFonts w:ascii="Times New Roman" w:hAnsi="Times New Roman" w:eastAsia="宋体"/>
+          <w:sz w:val="18"/>
+        </w:rPr>
+        <w:t>链接:</w:t>
+      </w:r>
+      <w:hyperlink r:id="rId25">
+        <w:r>
+          <w:rPr>
+            <w:color w:val="0563C1"/>
+            <w:u w:val="single"/>
+          </w:rPr>
+          <w:t>第二届世界人形机器人运动会模拟消防救援比赛：需在半小时内完成救火任务</w:t>
+        </w:r>
+      </w:hyperlink>
     </w:p>
     <w:p>
       <w:pPr>
@@ -817,7 +970,7 @@
         </w:rPr>
         <w:t>链接:</w:t>
       </w:r>
-      <w:hyperlink r:id="rId23">
+      <w:hyperlink r:id="rId26">
         <w:r>
           <w:rPr>
             <w:color w:val="0563C1"/>
@@ -868,7 +1021,7 @@
         </w:rPr>
         <w:t>链接:</w:t>
       </w:r>
-      <w:hyperlink r:id="rId24">
+      <w:hyperlink r:id="rId27">
         <w:r>
           <w:rPr>
             <w:color w:val="0563C1"/>
@@ -944,6 +1097,57 @@
           <w:color w:val="888888"/>
           <w:sz w:val="24"/>
         </w:rPr>
+        <w:t>漫步者 HECATE 电竞 TWS 耳机 GX05 大师版上市，首发价 748.8 元</w:t>
+      </w:r>
+    </w:p>
+    <w:p>
+      <w:r>
+        <w:rPr>
+          <w:rFonts w:ascii="Times New Roman" w:hAnsi="Times New Roman" w:eastAsia="宋体"/>
+          <w:color w:val="888888"/>
+          <w:sz w:val="18"/>
+        </w:rPr>
+        <w:t>来源:IT之家 | 时间:08-17 17:59</w:t>
+      </w:r>
+    </w:p>
+    <w:p>
+      <w:r>
+        <w:rPr>
+          <w:rFonts w:ascii="Times New Roman" w:hAnsi="Times New Roman" w:eastAsia="宋体"/>
+          <w:sz w:val="18"/>
+        </w:rPr>
+        <w:t>链接:</w:t>
+      </w:r>
+      <w:hyperlink r:id="rId28">
+        <w:r>
+          <w:rPr>
+            <w:color w:val="0563C1"/>
+            <w:u w:val="single"/>
+          </w:rPr>
+          <w:t>漫步者 HECATE 电竞 TWS 耳机 GX05 大师版上市，首发价 748.8 元</w:t>
+        </w:r>
+      </w:hyperlink>
+    </w:p>
+    <w:p>
+      <w:pPr>
+        <w:pStyle w:val="Heading3"/>
+      </w:pPr>
+      <w:r>
+        <w:rPr>
+          <w:rFonts w:ascii="Times New Roman" w:hAnsi="Times New Roman" w:eastAsia="黑体"/>
+          <w:b w:val="0"/>
+          <w:color w:val="888888"/>
+          <w:sz w:val="24"/>
+        </w:rPr>
+        <w:t>【C级·参考】</w:t>
+      </w:r>
+      <w:r>
+        <w:rPr>
+          <w:rFonts w:ascii="Times New Roman" w:hAnsi="Times New Roman" w:eastAsia="黑体"/>
+          <w:b w:val="0"/>
+          <w:color w:val="888888"/>
+          <w:sz w:val="24"/>
+        </w:rPr>
         <w:t>网易《逆水寒：新世界》官宣联动盗墓笔记，吴邪、张起灵、霍秀秀登场</w:t>
       </w:r>
     </w:p>
@@ -965,7 +1169,7 @@
         </w:rPr>
         <w:t>链接:</w:t>
       </w:r>
-      <w:hyperlink r:id="rId25">
+      <w:hyperlink r:id="rId29">
         <w:r>
           <w:rPr>
             <w:color w:val="0563C1"/>
@@ -1016,7 +1220,7 @@
         </w:rPr>
         <w:t>链接:</w:t>
       </w:r>
-      <w:hyperlink r:id="rId26">
+      <w:hyperlink r:id="rId30">
         <w:r>
           <w:rPr>
             <w:color w:val="0563C1"/>
@@ -1067,64 +1271,13 @@
         </w:rPr>
         <w:t>链接:</w:t>
       </w:r>
-      <w:hyperlink r:id="rId27">
+      <w:hyperlink r:id="rId31">
         <w:r>
           <w:rPr>
             <w:color w:val="0563C1"/>
             <w:u w:val="single"/>
           </w:rPr>
           <w:t>结束与 SpaceX 土地纠纷后，卡牌游戏公司 CAH 计划修建辱骂马斯克的纪念碑</w:t>
-        </w:r>
-      </w:hyperlink>
-    </w:p>
-    <w:p>
-      <w:pPr>
-        <w:pStyle w:val="Heading3"/>
-      </w:pPr>
-      <w:r>
-        <w:rPr>
-          <w:rFonts w:ascii="Times New Roman" w:hAnsi="Times New Roman" w:eastAsia="黑体"/>
-          <w:b w:val="0"/>
-          <w:color w:val="888888"/>
-          <w:sz w:val="24"/>
-        </w:rPr>
-        <w:t>【C级·参考】</w:t>
-      </w:r>
-      <w:r>
-        <w:rPr>
-          <w:rFonts w:ascii="Times New Roman" w:hAnsi="Times New Roman" w:eastAsia="黑体"/>
-          <w:b w:val="0"/>
-          <w:color w:val="888888"/>
-          <w:sz w:val="24"/>
-        </w:rPr>
-        <w:t>宏碁暗影骑士 · 龙 8 Pro 游戏本上架：9955HX3D + 5070 Ti</w:t>
-      </w:r>
-    </w:p>
-    <w:p>
-      <w:r>
-        <w:rPr>
-          <w:rFonts w:ascii="Times New Roman" w:hAnsi="Times New Roman" w:eastAsia="宋体"/>
-          <w:color w:val="888888"/>
-          <w:sz w:val="18"/>
-        </w:rPr>
-        <w:t>来源:IT之家 | 时间:08-17 12:04</w:t>
-      </w:r>
-    </w:p>
-    <w:p>
-      <w:r>
-        <w:rPr>
-          <w:rFonts w:ascii="Times New Roman" w:hAnsi="Times New Roman" w:eastAsia="宋体"/>
-          <w:sz w:val="18"/>
-        </w:rPr>
-        <w:t>链接:</w:t>
-      </w:r>
-      <w:hyperlink r:id="rId28">
-        <w:r>
-          <w:rPr>
-            <w:color w:val="0563C1"/>
-            <w:u w:val="single"/>
-          </w:rPr>
-          <w:t>宏碁暗影骑士 · 龙 8 Pro 游戏本上架：9955HX3D + 5070 Ti</w:t>
         </w:r>
       </w:hyperlink>
     </w:p>
@@ -1169,7 +1322,7 @@
         </w:rPr>
         <w:t>链接:</w:t>
       </w:r>
-      <w:hyperlink r:id="rId29">
+      <w:hyperlink r:id="rId32">
         <w:r>
           <w:rPr>
             <w:color w:val="0563C1"/>
@@ -1220,7 +1373,7 @@
         </w:rPr>
         <w:t>链接:</w:t>
       </w:r>
-      <w:hyperlink r:id="rId30">
+      <w:hyperlink r:id="rId33">
         <w:r>
           <w:rPr>
             <w:color w:val="0563C1"/>
@@ -1271,7 +1424,7 @@
         </w:rPr>
         <w:t>链接:</w:t>
       </w:r>
-      <w:hyperlink r:id="rId31">
+      <w:hyperlink r:id="rId34">
         <w:r>
           <w:rPr>
             <w:color w:val="0563C1"/>
@@ -1334,7 +1487,7 @@
         </w:rPr>
         <w:t>链接:</w:t>
       </w:r>
-      <w:hyperlink r:id="rId32">
+      <w:hyperlink r:id="rId35">
         <w:r>
           <w:rPr>
             <w:color w:val="0563C1"/>
@@ -1370,7 +1523,7 @@
           <w:rFonts w:ascii="Times New Roman" w:hAnsi="Times New Roman" w:eastAsia="宋体"/>
           <w:sz w:val="18"/>
         </w:rPr>
-        <w:t>IT之家(60)、GameLook(7)、HackerNews(3)、Bing新闻(2)</w:t>
+        <w:t>IT之家(60)、GameLook(7)、HackerNews(4)、Bing新闻(2)</w:t>
       </w:r>
     </w:p>
     <w:p>
